--- a/Reading-Query-Plans-Analyst-Lens.docx
+++ b/Reading-Query-Plans-Analyst-Lens.docx
@@ -4895,7 +4895,13 @@
         <w:spacing w:after="120"/>
       </w:pPr>
       <w:r>
-        <w:t>Imagine a library with 50,000 books. Without a catalog, finding one book means checking every shelf. With a card catalog sorted by title, you flip to 'M', then 'Mo', then 'Moby Dick' -- three lookups instead of 50,000. A B-Tree index works exactly the same way for your database columns.</w:t>
+        <w:t xml:space="preserve">Imagine a library with 50,000 books. Without a catalog, finding one book means checking every shelf. With a card catalog sorted by title, you flip to 'M', then 'Mo', then 'Moby </w:t>
+      </w:r>
+      <w:r>
+        <w:t>qu</w:t>
+      </w:r>
+      <w:r>
+        <w:t>ick' -- three lookups instead of 50,000. A B-Tree index works exactly the same way for your database columns.</w:t>
       </w:r>
     </w:p>
     <w:p>
